--- a/public/templates/vehicle_proposal_template.docx
+++ b/public/templates/vehicle_proposal_template.docx
@@ -17,6 +17,14 @@
       <w:tblPr>
         <w:tblStyle w:val="TableGrid"/>
         <w:tblW w:w="0" w:type="auto"/>
+        <w:tblBorders>
+          <w:top w:val="none" w:sz="0" w:space="0" w:color="auto"/>
+          <w:left w:val="none" w:sz="0" w:space="0" w:color="auto"/>
+          <w:bottom w:val="none" w:sz="0" w:space="0" w:color="auto"/>
+          <w:right w:val="none" w:sz="0" w:space="0" w:color="auto"/>
+          <w:insideH w:val="none" w:sz="0" w:space="0" w:color="auto"/>
+          <w:insideV w:val="none" w:sz="0" w:space="0" w:color="auto"/>
+        </w:tblBorders>
         <w:tblLook w:val="04A0" w:firstRow="1" w:lastRow="0" w:firstColumn="1" w:lastColumn="0" w:noHBand="0" w:noVBand="1"/>
       </w:tblPr>
       <w:tblGrid>
@@ -306,6 +314,9 @@
     </w:p>
     <w:p>
       <w:pPr>
+        <w:tabs>
+          <w:tab w:val="left" w:pos="5529"/>
+        </w:tabs>
         <w:spacing w:after="0" w:line="360" w:lineRule="auto"/>
         <w:rPr>
           <w:rFonts w:ascii="Times New Roman" w:hAnsi="Times New Roman"/>
@@ -342,6 +353,16 @@
           <w:lang w:val="nl-NL"/>
         </w:rPr>
         <w:t xml:space="preserve"> </w:t>
+      </w:r>
+      <w:r>
+        <w:rPr>
+          <w:rFonts w:ascii="Times New Roman" w:hAnsi="Times New Roman"/>
+          <w:b/>
+          <w:sz w:val="24"/>
+          <w:szCs w:val="24"/>
+          <w:lang w:val="nl-NL"/>
+        </w:rPr>
+        <w:tab/>
       </w:r>
       <w:r>
         <w:rPr>
@@ -3618,6 +3639,7 @@
   <w:style w:type="character" w:default="1" w:styleId="DefaultParagraphFont">
     <w:name w:val="Default Paragraph Font"/>
     <w:uiPriority w:val="1"/>
+    <w:semiHidden/>
     <w:unhideWhenUsed/>
   </w:style>
   <w:style w:type="table" w:default="1" w:styleId="TableNormal">

--- a/public/templates/vehicle_proposal_template.docx
+++ b/public/templates/vehicle_proposal_template.docx
@@ -596,279 +596,6 @@
     <w:p>
       <w:pPr>
         <w:spacing w:after="0" w:line="360" w:lineRule="auto"/>
-        <w:contextualSpacing/>
-        <w:jc w:val="right"/>
-        <w:rPr>
-          <w:rFonts w:ascii="Times New Roman" w:hAnsi="Times New Roman"/>
-          <w:b/>
-          <w:sz w:val="24"/>
-          <w:szCs w:val="24"/>
-          <w:lang w:val="nl-NL"/>
-        </w:rPr>
-      </w:pPr>
-      <w:r>
-        <w:rPr>
-          <w:rFonts w:ascii="Times New Roman" w:hAnsi="Times New Roman"/>
-          <w:b/>
-          <w:sz w:val="24"/>
-          <w:szCs w:val="24"/>
-          <w:lang w:val="nl-NL"/>
-        </w:rPr>
-        <w:tab/>
-      </w:r>
-      <w:r>
-        <w:rPr>
-          <w:rFonts w:ascii="Times New Roman" w:hAnsi="Times New Roman"/>
-          <w:b/>
-          <w:sz w:val="24"/>
-          <w:szCs w:val="24"/>
-          <w:lang w:val="nl-NL"/>
-        </w:rPr>
-        <w:tab/>
-      </w:r>
-      <w:r>
-        <w:rPr>
-          <w:rFonts w:ascii="Times New Roman" w:hAnsi="Times New Roman"/>
-          <w:b/>
-          <w:sz w:val="24"/>
-          <w:szCs w:val="24"/>
-          <w:lang w:val="nl-NL"/>
-        </w:rPr>
-        <w:tab/>
-      </w:r>
-      <w:r>
-        <w:rPr>
-          <w:rFonts w:ascii="Times New Roman" w:hAnsi="Times New Roman"/>
-          <w:b/>
-          <w:sz w:val="24"/>
-          <w:szCs w:val="24"/>
-          <w:lang w:val="nl-NL"/>
-        </w:rPr>
-        <w:tab/>
-      </w:r>
-      <w:r>
-        <w:rPr>
-          <w:rFonts w:ascii="Times New Roman" w:hAnsi="Times New Roman"/>
-          <w:b/>
-          <w:sz w:val="24"/>
-          <w:szCs w:val="24"/>
-          <w:lang w:val="nl-NL"/>
-        </w:rPr>
-        <w:tab/>
-      </w:r>
-      <w:r>
-        <w:rPr>
-          <w:rFonts w:ascii="Times New Roman" w:hAnsi="Times New Roman"/>
-          <w:b/>
-          <w:sz w:val="24"/>
-          <w:szCs w:val="24"/>
-          <w:lang w:val="nl-NL"/>
-        </w:rPr>
-        <w:tab/>
-      </w:r>
-      <w:r>
-        <w:rPr>
-          <w:rFonts w:ascii="Times New Roman" w:hAnsi="Times New Roman"/>
-          <w:b/>
-          <w:sz w:val="24"/>
-          <w:szCs w:val="24"/>
-          <w:lang w:val="nl-NL"/>
-        </w:rPr>
-        <w:tab/>
-      </w:r>
-      <w:r>
-        <w:rPr>
-          <w:rFonts w:ascii="Times New Roman" w:hAnsi="Times New Roman"/>
-          <w:b/>
-          <w:i/>
-          <w:sz w:val="24"/>
-          <w:szCs w:val="24"/>
-          <w:lang w:val="nl-NL"/>
-        </w:rPr>
-        <w:t>Bình Dương,</w:t>
-      </w:r>
-      <w:r>
-        <w:rPr>
-          <w:rFonts w:ascii="Times New Roman" w:hAnsi="Times New Roman"/>
-          <w:b/>
-          <w:sz w:val="24"/>
-          <w:szCs w:val="24"/>
-          <w:lang w:val="nl-NL"/>
-        </w:rPr>
-        <w:t xml:space="preserve"> ngày </w:t>
-      </w:r>
-      <w:r>
-        <w:rPr>
-          <w:rFonts w:ascii="Times New Roman" w:hAnsi="Times New Roman"/>
-          <w:b/>
-          <w:sz w:val="24"/>
-          <w:szCs w:val="24"/>
-          <w:lang w:val="nl-NL"/>
-        </w:rPr>
-        <w:t>16 tháng 06</w:t>
-      </w:r>
-      <w:r>
-        <w:rPr>
-          <w:rFonts w:ascii="Times New Roman" w:hAnsi="Times New Roman"/>
-          <w:b/>
-          <w:sz w:val="24"/>
-          <w:szCs w:val="24"/>
-          <w:lang w:val="nl-NL"/>
-        </w:rPr>
-        <w:t xml:space="preserve"> năm 2025</w:t>
-      </w:r>
-    </w:p>
-    <w:p>
-      <w:pPr>
-        <w:spacing w:after="0" w:line="360" w:lineRule="auto"/>
-        <w:contextualSpacing/>
-        <w:rPr>
-          <w:rFonts w:ascii="Times New Roman" w:hAnsi="Times New Roman"/>
-          <w:b/>
-          <w:sz w:val="24"/>
-          <w:szCs w:val="24"/>
-          <w:lang w:val="nl-NL"/>
-        </w:rPr>
-      </w:pPr>
-      <w:r>
-        <w:rPr>
-          <w:rFonts w:ascii="Times New Roman" w:hAnsi="Times New Roman"/>
-          <w:b/>
-          <w:sz w:val="24"/>
-          <w:szCs w:val="24"/>
-          <w:lang w:val="nl-NL"/>
-        </w:rPr>
-        <w:t xml:space="preserve">Duyệt của Ban </w:t>
-      </w:r>
-      <w:r>
-        <w:rPr>
-          <w:rFonts w:ascii="Times New Roman" w:hAnsi="Times New Roman"/>
-          <w:b/>
-          <w:sz w:val="24"/>
-          <w:szCs w:val="24"/>
-          <w:lang w:val="nl-NL"/>
-        </w:rPr>
-        <w:t>Tổng Giám Đố</w:t>
-      </w:r>
-      <w:r>
-        <w:rPr>
-          <w:rFonts w:ascii="Times New Roman" w:hAnsi="Times New Roman"/>
-          <w:b/>
-          <w:sz w:val="24"/>
-          <w:szCs w:val="24"/>
-          <w:lang w:val="nl-NL"/>
-        </w:rPr>
-        <w:t>c</w:t>
-      </w:r>
-      <w:r>
-        <w:rPr>
-          <w:rFonts w:ascii="Times New Roman" w:hAnsi="Times New Roman"/>
-          <w:b/>
-          <w:sz w:val="24"/>
-          <w:szCs w:val="24"/>
-          <w:lang w:val="nl-NL"/>
-        </w:rPr>
-        <w:tab/>
-      </w:r>
-      <w:r>
-        <w:rPr>
-          <w:rFonts w:ascii="Times New Roman" w:hAnsi="Times New Roman"/>
-          <w:b/>
-          <w:sz w:val="24"/>
-          <w:szCs w:val="24"/>
-          <w:lang w:val="nl-NL"/>
-        </w:rPr>
-        <w:t>Bp. Hành chính</w:t>
-      </w:r>
-      <w:r>
-        <w:rPr>
-          <w:rFonts w:ascii="Times New Roman" w:hAnsi="Times New Roman"/>
-          <w:b/>
-          <w:sz w:val="24"/>
-          <w:szCs w:val="24"/>
-          <w:lang w:val="nl-NL"/>
-        </w:rPr>
-        <w:tab/>
-      </w:r>
-      <w:r>
-        <w:rPr>
-          <w:rFonts w:ascii="Times New Roman" w:hAnsi="Times New Roman"/>
-          <w:b/>
-          <w:sz w:val="24"/>
-          <w:szCs w:val="24"/>
-          <w:lang w:val="nl-NL"/>
-        </w:rPr>
-        <w:t>Trưởng Bp._</w:t>
-      </w:r>
-      <w:r>
-        <w:rPr>
-          <w:rFonts w:ascii="Times New Roman" w:hAnsi="Times New Roman"/>
-          <w:b/>
-          <w:sz w:val="24"/>
-          <w:szCs w:val="24"/>
-          <w:lang w:val="nl-NL"/>
-        </w:rPr>
-        <w:t>KD</w:t>
-      </w:r>
-      <w:r>
-        <w:rPr>
-          <w:rFonts w:ascii="Times New Roman" w:hAnsi="Times New Roman"/>
-          <w:b/>
-          <w:sz w:val="24"/>
-          <w:szCs w:val="24"/>
-          <w:lang w:val="nl-NL"/>
-        </w:rPr>
-        <w:t xml:space="preserve">             </w:t>
-      </w:r>
-      <w:r>
-        <w:rPr>
-          <w:rFonts w:ascii="Times New Roman" w:hAnsi="Times New Roman"/>
-          <w:b/>
-          <w:sz w:val="24"/>
-          <w:szCs w:val="24"/>
-          <w:lang w:val="nl-NL"/>
-        </w:rPr>
-        <w:t xml:space="preserve">  Người đề xuất</w:t>
-      </w:r>
-      <w:r>
-        <w:rPr>
-          <w:rFonts w:ascii="Times New Roman" w:hAnsi="Times New Roman"/>
-          <w:b/>
-          <w:sz w:val="24"/>
-          <w:szCs w:val="24"/>
-          <w:lang w:val="nl-NL"/>
-        </w:rPr>
-        <w:tab/>
-      </w:r>
-      <w:r>
-        <w:rPr>
-          <w:rFonts w:ascii="Times New Roman" w:hAnsi="Times New Roman"/>
-          <w:b/>
-          <w:sz w:val="24"/>
-          <w:szCs w:val="24"/>
-          <w:lang w:val="nl-NL"/>
-        </w:rPr>
-        <w:tab/>
-        <w:t xml:space="preserve">     </w:t>
-      </w:r>
-    </w:p>
-    <w:p>
-      <w:pPr>
-        <w:spacing w:after="0" w:line="360" w:lineRule="auto"/>
-        <w:contextualSpacing/>
-        <w:rPr>
-          <w:rFonts w:ascii="Times New Roman" w:hAnsi="Times New Roman"/>
-          <w:b/>
-          <w:sz w:val="24"/>
-          <w:szCs w:val="24"/>
-          <w:lang w:val="nl-NL"/>
-        </w:rPr>
-      </w:pPr>
-    </w:p>
-    <w:p>
-      <w:pPr>
-        <w:spacing w:after="0" w:line="360" w:lineRule="auto"/>
-        <w:contextualSpacing/>
         <w:rPr>
           <w:rFonts w:ascii="Times New Roman" w:hAnsi="Times New Roman"/>
           <w:b/>
